--- a/site/downloads/handbook-C5.docx
+++ b/site/downloads/handbook-C5.docx
@@ -1594,6 +1594,194 @@
         <w:t xml:space="preserve"> with a message that mentions Key Vault, because it needs a manual change. Leave other text unchanged.</w:t>
       </w:r>
     </w:p>
+    <w:p>
+      <w:r>
+        <w:rPr>
+          <w:b w:val="0"/>
+          <w:i w:val="0"/>
+        </w:rPr>
+        <w:t>Your code must pass these checks:</w:t>
+      </w:r>
+    </w:p>
+    <w:p>
+      <w:pPr>
+        <w:pStyle w:val="ListBullet"/>
+      </w:pPr>
+      <w:r>
+        <w:rPr>
+          <w:b w:val="0"/>
+          <w:i w:val="0"/>
+        </w:rPr>
+        <w:t>Rewrite dbutils.fs., dbutils.notebook. and mssparkutils. to notebookutils.</w:t>
+      </w:r>
+    </w:p>
+    <w:p>
+      <w:pPr>
+        <w:pStyle w:val="ListBullet"/>
+      </w:pPr>
+      <w:r>
+        <w:rPr>
+          <w:b w:val="0"/>
+          <w:i w:val="0"/>
+        </w:rPr>
+        <w:t>Secrets need a manual change to Key Vault: raise ValueError mentioning Key Vault.</w:t>
+      </w:r>
+    </w:p>
+    <w:p>
+      <w:pPr>
+        <w:pStyle w:val="ListBullet"/>
+      </w:pPr>
+      <w:r>
+        <w:rPr>
+          <w:b w:val="0"/>
+          <w:i w:val="0"/>
+        </w:rPr>
+        <w:t>Do not change text that only contains the word dbutils.</w:t>
+      </w:r>
+    </w:p>
+    <w:p>
+      <w:r>
+        <w:rPr>
+          <w:b w:val="0"/>
+          <w:i w:val="0"/>
+        </w:rPr>
+        <w:t>Shape of the answer. The reference solution defines these names. Write the bodies yourself.</w:t>
+      </w:r>
+    </w:p>
+    <w:tbl>
+      <w:tblPr>
+        <w:tblW w:type="auto" w:w="0"/>
+        <w:jc w:val="left"/>
+        <w:tblLook w:firstColumn="1" w:firstRow="1" w:lastColumn="0" w:lastRow="0" w:noHBand="0" w:noVBand="1" w:val="04A0"/>
+      </w:tblPr>
+      <w:tblGrid>
+        <w:gridCol w:w="8221"/>
+      </w:tblGrid>
+      <w:tr>
+        <w:tc>
+          <w:tcPr>
+            <w:tcW w:type="dxa" w:w="8221"/>
+            <w:shd w:val="clear" w:color="auto" w:fill="F2F4F7"/>
+          </w:tcPr>
+          <w:p>
+            <w:pPr>
+              <w:spacing w:before="0" w:after="0" w:line="240" w:lineRule="auto"/>
+              <w:ind w:left="567" w:hanging="567"/>
+            </w:pPr>
+            <w:r>
+              <w:rPr>
+                <w:rFonts w:ascii="Consolas" w:hAnsi="Consolas" w:eastAsia="Consolas"/>
+                <w:b w:val="0"/>
+                <w:color w:val="5B6875"/>
+                <w:sz w:val="16"/>
+              </w:rPr>
+              <w:t xml:space="preserve">   1  </w:t>
+            </w:r>
+            <w:r>
+              <w:rPr>
+                <w:rFonts w:ascii="Consolas" w:hAnsi="Consolas" w:eastAsia="Consolas"/>
+                <w:b w:val="0"/>
+                <w:sz w:val="16"/>
+              </w:rPr>
+              <w:t># Module constant.</w:t>
+            </w:r>
+          </w:p>
+          <w:p>
+            <w:pPr>
+              <w:spacing w:before="0" w:after="0" w:line="240" w:lineRule="auto"/>
+              <w:ind w:left="567" w:hanging="567"/>
+            </w:pPr>
+            <w:r>
+              <w:rPr>
+                <w:rFonts w:ascii="Consolas" w:hAnsi="Consolas" w:eastAsia="Consolas"/>
+                <w:b w:val="0"/>
+                <w:color w:val="5B6875"/>
+                <w:sz w:val="16"/>
+              </w:rPr>
+              <w:t xml:space="preserve">   2  </w:t>
+            </w:r>
+            <w:r>
+              <w:rPr>
+                <w:rFonts w:ascii="Consolas" w:hAnsi="Consolas" w:eastAsia="Consolas"/>
+                <w:b w:val="0"/>
+                <w:sz w:val="16"/>
+              </w:rPr>
+              <w:t>REWRITES = ...</w:t>
+            </w:r>
+          </w:p>
+          <w:p>
+            <w:pPr>
+              <w:spacing w:before="0" w:after="0" w:line="240" w:lineRule="auto"/>
+              <w:ind w:left="567" w:hanging="567"/>
+            </w:pPr>
+            <w:r>
+              <w:rPr>
+                <w:rFonts w:ascii="Consolas" w:hAnsi="Consolas" w:eastAsia="Consolas"/>
+                <w:b w:val="0"/>
+                <w:color w:val="5B6875"/>
+                <w:sz w:val="16"/>
+              </w:rPr>
+              <w:t xml:space="preserve">   3  </w:t>
+            </w:r>
+            <w:r>
+              <w:rPr>
+                <w:rFonts w:ascii="Consolas" w:hAnsi="Consolas" w:eastAsia="Consolas"/>
+                <w:b w:val="0"/>
+                <w:sz w:val="16"/>
+              </w:rPr>
+              <w:t xml:space="preserve"> </w:t>
+            </w:r>
+          </w:p>
+          <w:p>
+            <w:pPr>
+              <w:spacing w:before="0" w:after="0" w:line="240" w:lineRule="auto"/>
+              <w:ind w:left="567" w:hanging="567"/>
+            </w:pPr>
+            <w:r>
+              <w:rPr>
+                <w:rFonts w:ascii="Consolas" w:hAnsi="Consolas" w:eastAsia="Consolas"/>
+                <w:b w:val="0"/>
+                <w:color w:val="5B6875"/>
+                <w:sz w:val="16"/>
+              </w:rPr>
+              <w:t xml:space="preserve">   4  </w:t>
+            </w:r>
+            <w:r>
+              <w:rPr>
+                <w:rFonts w:ascii="Consolas" w:hAnsi="Consolas" w:eastAsia="Consolas"/>
+                <w:b w:val="0"/>
+                <w:sz w:val="16"/>
+              </w:rPr>
+              <w:t># Rewrite Databricks and legacy Fabric utility calls to notebookutils.</w:t>
+            </w:r>
+          </w:p>
+          <w:p>
+            <w:pPr>
+              <w:spacing w:before="0" w:after="0" w:line="240" w:lineRule="auto"/>
+              <w:ind w:left="567" w:hanging="567"/>
+            </w:pPr>
+            <w:r>
+              <w:rPr>
+                <w:rFonts w:ascii="Consolas" w:hAnsi="Consolas" w:eastAsia="Consolas"/>
+                <w:b w:val="0"/>
+                <w:color w:val="5B6875"/>
+                <w:sz w:val="16"/>
+              </w:rPr>
+              <w:t xml:space="preserve">   5  </w:t>
+            </w:r>
+            <w:r>
+              <w:rPr>
+                <w:rFonts w:ascii="Consolas" w:hAnsi="Consolas" w:eastAsia="Consolas"/>
+                <w:b w:val="0"/>
+                <w:sz w:val="16"/>
+              </w:rPr>
+              <w:t>def port_line(line: str) -&gt; str: ...</w:t>
+            </w:r>
+          </w:p>
+        </w:tc>
+      </w:tr>
+    </w:tbl>
+    <w:p/>
     <w:p>
       <w:r>
         <w:rPr>
@@ -3102,6 +3290,80 @@
         <w:t>. Do not change the session-wide default.</w:t>
       </w:r>
     </w:p>
+    <w:p>
+      <w:r>
+        <w:rPr>
+          <w:b w:val="0"/>
+          <w:i w:val="0"/>
+        </w:rPr>
+        <w:t>Shape of the answer. The reference solution defines these names. Write the bodies yourself.</w:t>
+      </w:r>
+    </w:p>
+    <w:tbl>
+      <w:tblPr>
+        <w:tblW w:type="auto" w:w="0"/>
+        <w:jc w:val="left"/>
+        <w:tblLook w:firstColumn="1" w:firstRow="1" w:lastColumn="0" w:lastRow="0" w:noHBand="0" w:noVBand="1" w:val="04A0"/>
+      </w:tblPr>
+      <w:tblGrid>
+        <w:gridCol w:w="8221"/>
+      </w:tblGrid>
+      <w:tr>
+        <w:tc>
+          <w:tcPr>
+            <w:tcW w:type="dxa" w:w="8221"/>
+            <w:shd w:val="clear" w:color="auto" w:fill="F2F4F7"/>
+          </w:tcPr>
+          <w:p>
+            <w:pPr>
+              <w:spacing w:before="0" w:after="0" w:line="240" w:lineRule="auto"/>
+              <w:ind w:left="567" w:hanging="567"/>
+            </w:pPr>
+            <w:r>
+              <w:rPr>
+                <w:rFonts w:ascii="Consolas" w:hAnsi="Consolas" w:eastAsia="Consolas"/>
+                <w:b w:val="0"/>
+                <w:color w:val="5B6875"/>
+                <w:sz w:val="16"/>
+              </w:rPr>
+              <w:t xml:space="preserve">   1  </w:t>
+            </w:r>
+            <w:r>
+              <w:rPr>
+                <w:rFonts w:ascii="Consolas" w:hAnsi="Consolas" w:eastAsia="Consolas"/>
+                <w:b w:val="0"/>
+                <w:sz w:val="16"/>
+              </w:rPr>
+              <w:t># Overwrite a read-heavy gold table with V-Order for this write only.</w:t>
+            </w:r>
+          </w:p>
+          <w:p>
+            <w:pPr>
+              <w:spacing w:before="0" w:after="0" w:line="240" w:lineRule="auto"/>
+              <w:ind w:left="567" w:hanging="567"/>
+            </w:pPr>
+            <w:r>
+              <w:rPr>
+                <w:rFonts w:ascii="Consolas" w:hAnsi="Consolas" w:eastAsia="Consolas"/>
+                <w:b w:val="0"/>
+                <w:color w:val="5B6875"/>
+                <w:sz w:val="16"/>
+              </w:rPr>
+              <w:t xml:space="preserve">   2  </w:t>
+            </w:r>
+            <w:r>
+              <w:rPr>
+                <w:rFonts w:ascii="Consolas" w:hAnsi="Consolas" w:eastAsia="Consolas"/>
+                <w:b w:val="0"/>
+                <w:sz w:val="16"/>
+              </w:rPr>
+              <w:t>def write_gold(df: DataFrame, table: str) -&gt; None: ...</w:t>
+            </w:r>
+          </w:p>
+        </w:tc>
+      </w:tr>
+    </w:tbl>
+    <w:p/>
     <w:p>
       <w:r>
         <w:rPr>
@@ -4935,6 +5197,332 @@
         <w:t>.</w:t>
       </w:r>
     </w:p>
+    <w:p>
+      <w:r>
+        <w:rPr>
+          <w:b w:val="0"/>
+          <w:i w:val="0"/>
+        </w:rPr>
+        <w:t>Your code must pass these checks:</w:t>
+      </w:r>
+    </w:p>
+    <w:p>
+      <w:pPr>
+        <w:pStyle w:val="ListBullet"/>
+      </w:pPr>
+      <w:r>
+        <w:rPr>
+          <w:b w:val="0"/>
+          <w:i w:val="0"/>
+        </w:rPr>
+        <w:t>The SQL endpoint lacks column mapping id mode and TIMESTAMP_NTZ.</w:t>
+      </w:r>
+    </w:p>
+    <w:p>
+      <w:pPr>
+        <w:pStyle w:val="ListBullet"/>
+      </w:pPr>
+      <w:r>
+        <w:rPr>
+          <w:b w:val="0"/>
+          <w:i w:val="0"/>
+        </w:rPr>
+        <w:t>Check each reader against its supported set.</w:t>
+      </w:r>
+    </w:p>
+    <w:p>
+      <w:pPr>
+        <w:pStyle w:val="ListBullet"/>
+      </w:pPr>
+      <w:r>
+        <w:rPr>
+          <w:b w:val="0"/>
+          <w:i w:val="0"/>
+        </w:rPr>
+        <w:t>Unknown readers must raise KeyError.</w:t>
+      </w:r>
+    </w:p>
+    <w:p>
+      <w:r>
+        <w:rPr>
+          <w:b w:val="0"/>
+          <w:i w:val="0"/>
+        </w:rPr>
+        <w:t>Shape of the answer. The reference solution defines these names. Write the bodies yourself.</w:t>
+      </w:r>
+    </w:p>
+    <w:tbl>
+      <w:tblPr>
+        <w:tblW w:type="auto" w:w="0"/>
+        <w:jc w:val="left"/>
+        <w:tblLook w:firstColumn="1" w:firstRow="1" w:lastColumn="0" w:lastRow="0" w:noHBand="0" w:noVBand="1" w:val="04A0"/>
+      </w:tblPr>
+      <w:tblGrid>
+        <w:gridCol w:w="8221"/>
+      </w:tblGrid>
+      <w:tr>
+        <w:tc>
+          <w:tcPr>
+            <w:tcW w:type="dxa" w:w="8221"/>
+            <w:shd w:val="clear" w:color="auto" w:fill="F2F4F7"/>
+          </w:tcPr>
+          <w:p>
+            <w:pPr>
+              <w:spacing w:before="0" w:after="0" w:line="240" w:lineRule="auto"/>
+              <w:ind w:left="567" w:hanging="567"/>
+            </w:pPr>
+            <w:r>
+              <w:rPr>
+                <w:rFonts w:ascii="Consolas" w:hAnsi="Consolas" w:eastAsia="Consolas"/>
+                <w:b w:val="0"/>
+                <w:color w:val="5B6875"/>
+                <w:sz w:val="16"/>
+              </w:rPr>
+              <w:t xml:space="preserve">   1  </w:t>
+            </w:r>
+            <w:r>
+              <w:rPr>
+                <w:rFonts w:ascii="Consolas" w:hAnsi="Consolas" w:eastAsia="Consolas"/>
+                <w:b w:val="0"/>
+                <w:sz w:val="16"/>
+              </w:rPr>
+              <w:t># Module constant.</w:t>
+            </w:r>
+          </w:p>
+          <w:p>
+            <w:pPr>
+              <w:spacing w:before="0" w:after="0" w:line="240" w:lineRule="auto"/>
+              <w:ind w:left="567" w:hanging="567"/>
+            </w:pPr>
+            <w:r>
+              <w:rPr>
+                <w:rFonts w:ascii="Consolas" w:hAnsi="Consolas" w:eastAsia="Consolas"/>
+                <w:b w:val="0"/>
+                <w:color w:val="5B6875"/>
+                <w:sz w:val="16"/>
+              </w:rPr>
+              <w:t xml:space="preserve">   2  </w:t>
+            </w:r>
+            <w:r>
+              <w:rPr>
+                <w:rFonts w:ascii="Consolas" w:hAnsi="Consolas" w:eastAsia="Consolas"/>
+                <w:b w:val="0"/>
+                <w:sz w:val="16"/>
+              </w:rPr>
+              <w:t>ALL_FEATURES = ...</w:t>
+            </w:r>
+          </w:p>
+          <w:p>
+            <w:pPr>
+              <w:spacing w:before="0" w:after="0" w:line="240" w:lineRule="auto"/>
+              <w:ind w:left="567" w:hanging="567"/>
+            </w:pPr>
+            <w:r>
+              <w:rPr>
+                <w:rFonts w:ascii="Consolas" w:hAnsi="Consolas" w:eastAsia="Consolas"/>
+                <w:b w:val="0"/>
+                <w:color w:val="5B6875"/>
+                <w:sz w:val="16"/>
+              </w:rPr>
+              <w:t xml:space="preserve">   3  </w:t>
+            </w:r>
+            <w:r>
+              <w:rPr>
+                <w:rFonts w:ascii="Consolas" w:hAnsi="Consolas" w:eastAsia="Consolas"/>
+                <w:b w:val="0"/>
+                <w:sz w:val="16"/>
+              </w:rPr>
+              <w:t xml:space="preserve"> </w:t>
+            </w:r>
+          </w:p>
+          <w:p>
+            <w:pPr>
+              <w:spacing w:before="0" w:after="0" w:line="240" w:lineRule="auto"/>
+              <w:ind w:left="567" w:hanging="567"/>
+            </w:pPr>
+            <w:r>
+              <w:rPr>
+                <w:rFonts w:ascii="Consolas" w:hAnsi="Consolas" w:eastAsia="Consolas"/>
+                <w:b w:val="0"/>
+                <w:color w:val="5B6875"/>
+                <w:sz w:val="16"/>
+              </w:rPr>
+              <w:t xml:space="preserve">   4  </w:t>
+            </w:r>
+            <w:r>
+              <w:rPr>
+                <w:rFonts w:ascii="Consolas" w:hAnsi="Consolas" w:eastAsia="Consolas"/>
+                <w:b w:val="0"/>
+                <w:sz w:val="16"/>
+              </w:rPr>
+              <w:t># Module constant.</w:t>
+            </w:r>
+          </w:p>
+          <w:p>
+            <w:pPr>
+              <w:spacing w:before="0" w:after="0" w:line="240" w:lineRule="auto"/>
+              <w:ind w:left="567" w:hanging="567"/>
+            </w:pPr>
+            <w:r>
+              <w:rPr>
+                <w:rFonts w:ascii="Consolas" w:hAnsi="Consolas" w:eastAsia="Consolas"/>
+                <w:b w:val="0"/>
+                <w:color w:val="5B6875"/>
+                <w:sz w:val="16"/>
+              </w:rPr>
+              <w:t xml:space="preserve">   5  </w:t>
+            </w:r>
+            <w:r>
+              <w:rPr>
+                <w:rFonts w:ascii="Consolas" w:hAnsi="Consolas" w:eastAsia="Consolas"/>
+                <w:b w:val="0"/>
+                <w:sz w:val="16"/>
+              </w:rPr>
+              <w:t>SUPPORTED = ...</w:t>
+            </w:r>
+          </w:p>
+          <w:p>
+            <w:pPr>
+              <w:spacing w:before="0" w:after="0" w:line="240" w:lineRule="auto"/>
+              <w:ind w:left="567" w:hanging="567"/>
+            </w:pPr>
+            <w:r>
+              <w:rPr>
+                <w:rFonts w:ascii="Consolas" w:hAnsi="Consolas" w:eastAsia="Consolas"/>
+                <w:b w:val="0"/>
+                <w:color w:val="5B6875"/>
+                <w:sz w:val="16"/>
+              </w:rPr>
+              <w:t xml:space="preserve">   6  </w:t>
+            </w:r>
+            <w:r>
+              <w:rPr>
+                <w:rFonts w:ascii="Consolas" w:hAnsi="Consolas" w:eastAsia="Consolas"/>
+                <w:b w:val="0"/>
+                <w:sz w:val="16"/>
+              </w:rPr>
+              <w:t xml:space="preserve"> </w:t>
+            </w:r>
+          </w:p>
+          <w:p>
+            <w:pPr>
+              <w:spacing w:before="0" w:after="0" w:line="240" w:lineRule="auto"/>
+              <w:ind w:left="567" w:hanging="567"/>
+            </w:pPr>
+            <w:r>
+              <w:rPr>
+                <w:rFonts w:ascii="Consolas" w:hAnsi="Consolas" w:eastAsia="Consolas"/>
+                <w:b w:val="0"/>
+                <w:color w:val="5B6875"/>
+                <w:sz w:val="16"/>
+              </w:rPr>
+              <w:t xml:space="preserve">   7  </w:t>
+            </w:r>
+            <w:r>
+              <w:rPr>
+                <w:rFonts w:ascii="Consolas" w:hAnsi="Consolas" w:eastAsia="Consolas"/>
+                <w:b w:val="0"/>
+                <w:sz w:val="16"/>
+              </w:rPr>
+              <w:t># Table features a Fabric reader does not support.</w:t>
+            </w:r>
+          </w:p>
+          <w:p>
+            <w:pPr>
+              <w:spacing w:before="0" w:after="0" w:line="240" w:lineRule="auto"/>
+              <w:ind w:left="567" w:hanging="567"/>
+            </w:pPr>
+            <w:r>
+              <w:rPr>
+                <w:rFonts w:ascii="Consolas" w:hAnsi="Consolas" w:eastAsia="Consolas"/>
+                <w:b w:val="0"/>
+                <w:color w:val="5B6875"/>
+                <w:sz w:val="16"/>
+              </w:rPr>
+              <w:t xml:space="preserve">   8  </w:t>
+            </w:r>
+            <w:r>
+              <w:rPr>
+                <w:rFonts w:ascii="Consolas" w:hAnsi="Consolas" w:eastAsia="Consolas"/>
+                <w:b w:val="0"/>
+                <w:sz w:val="16"/>
+              </w:rPr>
+              <w:t>def unsupported(</w:t>
+            </w:r>
+          </w:p>
+          <w:p>
+            <w:pPr>
+              <w:spacing w:before="0" w:after="0" w:line="240" w:lineRule="auto"/>
+              <w:ind w:left="567" w:hanging="567"/>
+            </w:pPr>
+            <w:r>
+              <w:rPr>
+                <w:rFonts w:ascii="Consolas" w:hAnsi="Consolas" w:eastAsia="Consolas"/>
+                <w:b w:val="0"/>
+                <w:color w:val="5B6875"/>
+                <w:sz w:val="16"/>
+              </w:rPr>
+              <w:t xml:space="preserve">   9  </w:t>
+            </w:r>
+            <w:r>
+              <w:rPr>
+                <w:rFonts w:ascii="Consolas" w:hAnsi="Consolas" w:eastAsia="Consolas"/>
+                <w:b w:val="0"/>
+                <w:sz w:val="16"/>
+              </w:rPr>
+              <w:t xml:space="preserve">    reader: str,</w:t>
+            </w:r>
+          </w:p>
+          <w:p>
+            <w:pPr>
+              <w:spacing w:before="0" w:after="0" w:line="240" w:lineRule="auto"/>
+              <w:ind w:left="567" w:hanging="567"/>
+            </w:pPr>
+            <w:r>
+              <w:rPr>
+                <w:rFonts w:ascii="Consolas" w:hAnsi="Consolas" w:eastAsia="Consolas"/>
+                <w:b w:val="0"/>
+                <w:color w:val="5B6875"/>
+                <w:sz w:val="16"/>
+              </w:rPr>
+              <w:t xml:space="preserve">  10  </w:t>
+            </w:r>
+            <w:r>
+              <w:rPr>
+                <w:rFonts w:ascii="Consolas" w:hAnsi="Consolas" w:eastAsia="Consolas"/>
+                <w:b w:val="0"/>
+                <w:sz w:val="16"/>
+              </w:rPr>
+              <w:t xml:space="preserve">    features: set[str],</w:t>
+            </w:r>
+          </w:p>
+          <w:p>
+            <w:pPr>
+              <w:spacing w:before="0" w:after="0" w:line="240" w:lineRule="auto"/>
+              <w:ind w:left="567" w:hanging="567"/>
+            </w:pPr>
+            <w:r>
+              <w:rPr>
+                <w:rFonts w:ascii="Consolas" w:hAnsi="Consolas" w:eastAsia="Consolas"/>
+                <w:b w:val="0"/>
+                <w:color w:val="5B6875"/>
+                <w:sz w:val="16"/>
+              </w:rPr>
+              <w:t xml:space="preserve">  11  </w:t>
+            </w:r>
+            <w:r>
+              <w:rPr>
+                <w:rFonts w:ascii="Consolas" w:hAnsi="Consolas" w:eastAsia="Consolas"/>
+                <w:b w:val="0"/>
+                <w:sz w:val="16"/>
+              </w:rPr>
+              <w:t>) -&gt; list[str]: ...</w:t>
+            </w:r>
+          </w:p>
+        </w:tc>
+      </w:tr>
+    </w:tbl>
+    <w:p/>
     <w:p>
       <w:r>
         <w:rPr>

--- a/site/downloads/handbook-C5.docx
+++ b/site/downloads/handbook-C5.docx
@@ -1871,6 +1871,62 @@
           <w:i w:val="0"/>
         </w:rPr>
         <w:t>This notebook runs from a nightly pipeline. It worked when run by hand and fails in the pipeline. Tap the line that fails there, and rewrite the notebook without it.</w:t>
+      </w:r>
+    </w:p>
+    <w:p>
+      <w:r>
+        <w:rPr>
+          <w:b/>
+          <w:i w:val="0"/>
+        </w:rPr>
+        <w:t>What you need to know.</w:t>
+      </w:r>
+    </w:p>
+    <w:p>
+      <w:r>
+        <w:rPr>
+          <w:rFonts w:ascii="Consolas" w:hAnsi="Consolas" w:eastAsia="Consolas"/>
+          <w:b w:val="0"/>
+          <w:sz w:val="19"/>
+        </w:rPr>
+        <w:t>import pandera.pandas as pa</w:t>
+      </w:r>
+      <w:r>
+        <w:rPr>
+          <w:b w:val="0"/>
+          <w:i w:val="0"/>
+        </w:rPr>
+        <w:t xml:space="preserve"> loads pandera's pandas API. </w:t>
+      </w:r>
+      <w:r>
+        <w:rPr>
+          <w:rFonts w:ascii="Consolas" w:hAnsi="Consolas" w:eastAsia="Consolas"/>
+          <w:b w:val="0"/>
+          <w:sz w:val="19"/>
+        </w:rPr>
+        <w:t>spark.read.table(name).toPandas()</w:t>
+      </w:r>
+      <w:r>
+        <w:rPr>
+          <w:b w:val="0"/>
+          <w:i w:val="0"/>
+        </w:rPr>
+        <w:t xml:space="preserve"> reads a table and copies it into a pandas DataFrame on the driver. </w:t>
+      </w:r>
+      <w:r>
+        <w:rPr>
+          <w:rFonts w:ascii="Consolas" w:hAnsi="Consolas" w:eastAsia="Consolas"/>
+          <w:b w:val="0"/>
+          <w:sz w:val="19"/>
+        </w:rPr>
+        <w:t>SCHEMA.validate(df, lazy=True)</w:t>
+      </w:r>
+      <w:r>
+        <w:rPr>
+          <w:b w:val="0"/>
+          <w:i w:val="0"/>
+        </w:rPr>
+        <w:t xml:space="preserve"> checks that frame against a pandera schema and raises one error listing every failed check, not just the first. Track B, lesson B5-L1 covers pandera in depth.</w:t>
       </w:r>
     </w:p>
     <w:tbl>
